--- a/ホームページ編集・運営マニュアル.docx
+++ b/ホームページ編集・運営マニュアル.docx
@@ -2731,6 +2731,102 @@
       </w:pPr>
     </w:p>
     <w:p>
+      <w:pPr>
+        <w:spacing w:before="200" w:after="80"/>
+      </w:pPr>
+      <w:r>
+        <w:rPr>
+          <w:rFonts w:ascii="BIZ UD明朝 Medium" w:hAnsi="BIZ UD明朝 Medium" w:eastAsia="BIZ UD明朝 Medium"/>
+          <w:b/>
+          <w:color w:val="9A7D4A"/>
+          <w:sz w:val="23"/>
+        </w:rPr>
+        <w:t>● 更新を忘れてしまった場合、どうなるか</w:t>
+      </w:r>
+    </w:p>
+    <w:p>
+      <w:pPr>
+        <w:spacing w:after="100"/>
+        <w:ind w:left="340"/>
+      </w:pPr>
+      <w:r>
+        <w:rPr>
+          <w:rFonts w:ascii="BIZ UD明朝 Medium" w:hAnsi="BIZ UD明朝 Medium" w:eastAsia="BIZ UD明朝 Medium"/>
+          <w:b/>
+          <w:color w:val="9A7D4A"/>
+          <w:sz w:val="21"/>
+        </w:rPr>
+        <w:t xml:space="preserve">1.　</w:t>
+      </w:r>
+      <w:r>
+        <w:rPr>
+          <w:rFonts w:ascii="BIZ UD明朝 Medium" w:hAnsi="BIZ UD明朝 Medium" w:eastAsia="BIZ UD明朝 Medium"/>
+          <w:b w:val="0"/>
+          <w:sz w:val="21"/>
+        </w:rPr>
+        <w:t>期限切れ直後：サイト（https://seishouin.jp）が表示されなくなります。ただし、ファイル自体はGitHubに無事残っているため、中身が消えるわけではありません。あくまで「住所（URL）」が使えなくなるだけです。</w:t>
+      </w:r>
+    </w:p>
+    <w:p>
+      <w:pPr>
+        <w:spacing w:after="100"/>
+        <w:ind w:left="340"/>
+      </w:pPr>
+      <w:r>
+        <w:rPr>
+          <w:rFonts w:ascii="BIZ UD明朝 Medium" w:hAnsi="BIZ UD明朝 Medium" w:eastAsia="BIZ UD明朝 Medium"/>
+          <w:b/>
+          <w:color w:val="9A7D4A"/>
+          <w:sz w:val="21"/>
+        </w:rPr>
+        <w:t xml:space="preserve">2.　</w:t>
+      </w:r>
+      <w:r>
+        <w:rPr>
+          <w:rFonts w:ascii="BIZ UD明朝 Medium" w:hAnsi="BIZ UD明朝 Medium" w:eastAsia="BIZ UD明朝 Medium"/>
+          <w:b w:val="0"/>
+          <w:sz w:val="21"/>
+        </w:rPr>
+        <w:t>一定期間（猶予期間）：多くのレジストラでは、期限切れ後もしばらくは同じ料金か、少し割増の料金で更新できる猶予期間があります。お名前.comの正確な猶予期間・金額は本マニュアル作成時点では未確認のため、気になる場合はお名前.comのサポート（0120-753-737）に直接確認してください。</w:t>
+      </w:r>
+    </w:p>
+    <w:p>
+      <w:pPr>
+        <w:spacing w:after="100"/>
+        <w:ind w:left="340"/>
+      </w:pPr>
+      <w:r>
+        <w:rPr>
+          <w:rFonts w:ascii="BIZ UD明朝 Medium" w:hAnsi="BIZ UD明朝 Medium" w:eastAsia="BIZ UD明朝 Medium"/>
+          <w:b/>
+          <w:color w:val="9A7D4A"/>
+          <w:sz w:val="21"/>
+        </w:rPr>
+        <w:t xml:space="preserve">3.　</w:t>
+      </w:r>
+      <w:r>
+        <w:rPr>
+          <w:rFonts w:ascii="BIZ UD明朝 Medium" w:hAnsi="BIZ UD明朝 Medium" w:eastAsia="BIZ UD明朝 Medium"/>
+          <w:b w:val="0"/>
+          <w:sz w:val="21"/>
+        </w:rPr>
+        <w:t>猶予期間も過ぎた場合：ドメインが解放され、第三者が「seishouin.jp」を新しく登録できてしまう可能性があります。こうなると取り戻すのはほぼ不可能で、最悪の場合は別の個人・会社がこのアドレスを使ってしまうリスクがあります。</w:t>
+      </w:r>
+    </w:p>
+    <w:p>
+      <w:pPr>
+        <w:spacing w:after="160" w:before="0"/>
+      </w:pPr>
+      <w:r>
+        <w:rPr>
+          <w:rFonts w:ascii="BIZ UD明朝 Medium" w:hAnsi="BIZ UD明朝 Medium" w:eastAsia="BIZ UD明朝 Medium"/>
+          <w:b/>
+          <w:sz w:val="21"/>
+        </w:rPr>
+        <w:t>一番確実な対策：お名前.comで「自動更新」を設定できるか確認する（クレジットカード登録等が必要な場合が多い）。自動更新にしておけば、更新忘れの心配自体がなくなります。</w:t>
+      </w:r>
+    </w:p>
+    <w:p>
       <w:r>
         <w:br w:type="page"/>
       </w:r>
